--- a/23_постановка задачи API PATCH/Постановка на PATCH-метод.docx
+++ b/23_постановка задачи API PATCH/Постановка на PATCH-метод.docx
@@ -1919,13 +1919,7 @@
                 <w:lang w:val="ru-RU"/>
               </w:rPr>
               <w:lastRenderedPageBreak/>
-              <w:t xml:space="preserve">Если в запросе не передано значение </w:t>
-            </w:r>
-            <w:r>
-              <w:rPr>
-                <w:lang w:val="ru-RU"/>
-              </w:rPr>
-              <w:t xml:space="preserve">параметра </w:t>
+              <w:t xml:space="preserve">Если в запросе не передано значение параметра </w:t>
             </w:r>
             <w:r>
               <w:rPr>
@@ -2388,52 +2382,22 @@
               <w:rPr>
                 <w:lang w:val="ru-RU"/>
               </w:rPr>
-              <w:t>ь пп.</w:t>
-            </w:r>
-            <w:r>
-              <w:rPr>
-                <w:lang w:val="ru-RU"/>
-              </w:rPr>
-              <w:t>13-14</w:t>
-            </w:r>
-            <w:r>
-              <w:rPr>
-                <w:lang w:val="ru-RU"/>
-              </w:rPr>
-              <w:t xml:space="preserve">  </w:t>
-            </w:r>
-          </w:p>
-          <w:p>
-            <w:pPr>
-              <w:widowControl w:val="0"/>
-              <w:spacing w:line="240" w:lineRule="auto"/>
-              <w:rPr>
-                <w:lang w:val="ru-RU"/>
-              </w:rPr>
-            </w:pPr>
-            <w:r>
-              <w:rPr>
-                <w:lang w:val="ru-RU"/>
-              </w:rPr>
-              <w:t xml:space="preserve">12.2 </w:t>
-            </w:r>
-            <w:r>
-              <w:rPr>
-                <w:lang w:val="ru-RU"/>
-              </w:rPr>
-              <w:t>Если упражнения с таким названием не найдены – выполнить п.1</w:t>
-            </w:r>
-            <w:r>
-              <w:rPr>
-                <w:lang w:val="ru-RU"/>
-              </w:rPr>
-              <w:t>5</w:t>
-            </w:r>
-            <w:r>
-              <w:rPr>
-                <w:lang w:val="ru-RU"/>
-              </w:rPr>
-              <w:t xml:space="preserve"> и далее</w:t>
+              <w:t xml:space="preserve">ь пп.13-14  </w:t>
+            </w:r>
+          </w:p>
+          <w:p>
+            <w:pPr>
+              <w:widowControl w:val="0"/>
+              <w:spacing w:line="240" w:lineRule="auto"/>
+              <w:rPr>
+                <w:lang w:val="ru-RU"/>
+              </w:rPr>
+            </w:pPr>
+            <w:r>
+              <w:rPr>
+                <w:lang w:val="ru-RU"/>
+              </w:rPr>
+              <w:t>12.2 Если упражнения с таким названием не найдены – выполнить п.15 и далее</w:t>
             </w:r>
           </w:p>
         </w:tc>
@@ -2946,13 +2910,7 @@
               <w:rPr>
                 <w:lang w:val="ru-RU"/>
               </w:rPr>
-              <w:t>1</w:t>
-            </w:r>
-            <w:r>
-              <w:rPr>
-                <w:lang w:val="ru-RU"/>
-              </w:rPr>
-              <w:t>7</w:t>
+              <w:t>17</w:t>
             </w:r>
           </w:p>
         </w:tc>
@@ -3054,19 +3012,7 @@
               <w:rPr>
                 <w:lang w:val="ru-RU"/>
               </w:rPr>
-              <w:t>1</w:t>
-            </w:r>
-            <w:r>
-              <w:rPr>
-                <w:lang w:val="ru-RU"/>
-              </w:rPr>
-              <w:t>7</w:t>
-            </w:r>
-            <w:r>
-              <w:rPr>
-                <w:lang w:val="ru-RU"/>
-              </w:rPr>
-              <w:t xml:space="preserve">.1 Если упражнение с таким </w:t>
+              <w:t xml:space="preserve">17.1 Если упражнение с таким </w:t>
             </w:r>
             <w:r>
               <w:rPr>
@@ -3078,67 +3024,37 @@
               <w:rPr>
                 <w:lang w:val="ru-RU"/>
               </w:rPr>
-              <w:t xml:space="preserve"> не найдено в базе данных – выполняются пп.</w:t>
-            </w:r>
-            <w:r>
-              <w:rPr>
-                <w:lang w:val="ru-RU"/>
-              </w:rPr>
-              <w:t>18-19</w:t>
-            </w:r>
-          </w:p>
-          <w:p>
-            <w:pPr>
-              <w:widowControl w:val="0"/>
-              <w:spacing w:line="240" w:lineRule="auto"/>
-              <w:rPr>
-                <w:lang w:val="ru-RU"/>
-              </w:rPr>
-            </w:pPr>
-            <w:r>
-              <w:rPr>
-                <w:lang w:val="ru-RU"/>
-              </w:rPr>
-              <w:t>1</w:t>
-            </w:r>
-            <w:r>
-              <w:rPr>
-                <w:lang w:val="ru-RU"/>
-              </w:rPr>
-              <w:t>7</w:t>
-            </w:r>
-            <w:r>
-              <w:rPr>
-                <w:lang w:val="ru-RU"/>
-              </w:rPr>
-              <w:t>.2 Если версия упражнения со статусом «Не опубликовано» существует – переход к пп.20-21, затем пп. 24-25</w:t>
-            </w:r>
-          </w:p>
-          <w:p>
-            <w:pPr>
-              <w:widowControl w:val="0"/>
-              <w:spacing w:line="240" w:lineRule="auto"/>
-              <w:rPr>
-                <w:lang w:val="ru-RU"/>
-              </w:rPr>
-            </w:pPr>
-            <w:r>
-              <w:rPr>
-                <w:lang w:val="ru-RU"/>
-              </w:rPr>
-              <w:t>1</w:t>
-            </w:r>
-            <w:r>
-              <w:rPr>
-                <w:lang w:val="ru-RU"/>
-              </w:rPr>
-              <w:t>7</w:t>
-            </w:r>
-            <w:r>
-              <w:rPr>
-                <w:lang w:val="ru-RU"/>
-              </w:rPr>
-              <w:t>.3 Если версия упражнения со статусом «Не опубликовано» не существует – переход к п. 22 и далее</w:t>
+              <w:t xml:space="preserve"> не найдено в базе данных – выполняются пп.18-19</w:t>
+            </w:r>
+          </w:p>
+          <w:p>
+            <w:pPr>
+              <w:widowControl w:val="0"/>
+              <w:spacing w:line="240" w:lineRule="auto"/>
+              <w:rPr>
+                <w:lang w:val="ru-RU"/>
+              </w:rPr>
+            </w:pPr>
+            <w:r>
+              <w:rPr>
+                <w:lang w:val="ru-RU"/>
+              </w:rPr>
+              <w:t>17.2 Если версия упражнения со статусом «Не опубликовано» существует – переход к пп.20-21, затем пп. 24-25</w:t>
+            </w:r>
+          </w:p>
+          <w:p>
+            <w:pPr>
+              <w:widowControl w:val="0"/>
+              <w:spacing w:line="240" w:lineRule="auto"/>
+              <w:rPr>
+                <w:lang w:val="ru-RU"/>
+              </w:rPr>
+            </w:pPr>
+            <w:r>
+              <w:rPr>
+                <w:lang w:val="ru-RU"/>
+              </w:rPr>
+              <w:t>17.3 Если версия упражнения со статусом «Не опубликовано» не существует – переход к п. 22 и далее</w:t>
             </w:r>
           </w:p>
         </w:tc>
@@ -7802,40 +7718,14 @@
                 <w:sz w:val="24"/>
                 <w:szCs w:val="24"/>
               </w:rPr>
-              <w:t xml:space="preserve">    "</w:t>
-            </w:r>
-            <w:commentRangeStart w:id="0"/>
-            <w:r>
-              <w:rPr>
-                <w:sz w:val="24"/>
-                <w:szCs w:val="24"/>
-                <w:highlight w:val="yellow"/>
-              </w:rPr>
-              <w:t>id</w:t>
-            </w:r>
-            <w:commentRangeEnd w:id="0"/>
-            <w:r>
-              <w:rPr>
-                <w:rStyle w:val="ad"/>
-                <w:rFonts w:asciiTheme="minorHAnsi" w:eastAsiaTheme="minorHAnsi" w:hAnsiTheme="minorHAnsi" w:cstheme="minorBidi"/>
-                <w:lang w:val="ru-RU" w:eastAsia="en-US"/>
-              </w:rPr>
-              <w:commentReference w:id="0"/>
-            </w:r>
-            <w:r>
-              <w:rPr>
-                <w:sz w:val="24"/>
-                <w:szCs w:val="24"/>
-                <w:highlight w:val="yellow"/>
-              </w:rPr>
-              <w:t>": 123</w:t>
-            </w:r>
-            <w:r>
-              <w:rPr>
-                <w:sz w:val="24"/>
-                <w:szCs w:val="24"/>
-              </w:rPr>
-              <w:t xml:space="preserve">  </w:t>
+              <w:t xml:space="preserve">    </w:t>
+            </w:r>
+            <w:r>
+              <w:rPr>
+                <w:sz w:val="24"/>
+                <w:szCs w:val="24"/>
+              </w:rPr>
+              <w:t xml:space="preserve">"id": 123  </w:t>
             </w:r>
           </w:p>
           <w:p>
@@ -7937,6 +7827,104 @@
             <wp:extent cx="5733415" cy="7635875"/>
             <wp:effectExtent l="0" t="0" r="635" b="3175"/>
             <wp:docPr id="1" name="Рисунок 1"/>
+            <wp:cNvGraphicFramePr>
+              <a:graphicFrameLocks xmlns:a="http://schemas.openxmlformats.org/drawingml/2006/main" noChangeAspect="1"/>
+            </wp:cNvGraphicFramePr>
+            <a:graphic xmlns:a="http://schemas.openxmlformats.org/drawingml/2006/main">
+              <a:graphicData uri="http://schemas.openxmlformats.org/drawingml/2006/picture">
+                <pic:pic xmlns:pic="http://schemas.openxmlformats.org/drawingml/2006/picture">
+                  <pic:nvPicPr>
+                    <pic:cNvPr id="1" name=""/>
+                    <pic:cNvPicPr/>
+                  </pic:nvPicPr>
+                  <pic:blipFill>
+                    <a:blip r:embed="rId7"/>
+                    <a:stretch>
+                      <a:fillRect/>
+                    </a:stretch>
+                  </pic:blipFill>
+                  <pic:spPr>
+                    <a:xfrm>
+                      <a:off x="0" y="0"/>
+                      <a:ext cx="5733415" cy="7635875"/>
+                    </a:xfrm>
+                    <a:prstGeom prst="rect">
+                      <a:avLst/>
+                    </a:prstGeom>
+                  </pic:spPr>
+                </pic:pic>
+              </a:graphicData>
+            </a:graphic>
+          </wp:inline>
+        </w:drawing>
+      </w:r>
+      <w:r>
+        <w:rPr>
+          <w:noProof/>
+          <w:lang w:val="ru-RU"/>
+        </w:rPr>
+        <w:t xml:space="preserve"> </w:t>
+      </w:r>
+      <w:r>
+        <w:rPr>
+          <w:noProof/>
+          <w:lang w:val="ru-RU"/>
+        </w:rPr>
+        <w:lastRenderedPageBreak/>
+        <w:drawing>
+          <wp:inline distT="0" distB="0" distL="0" distR="0" wp14:anchorId="58C98E69" wp14:editId="3F41055F">
+            <wp:extent cx="5733415" cy="8021955"/>
+            <wp:effectExtent l="0" t="0" r="635" b="0"/>
+            <wp:docPr id="2" name="Рисунок 2"/>
+            <wp:cNvGraphicFramePr>
+              <a:graphicFrameLocks xmlns:a="http://schemas.openxmlformats.org/drawingml/2006/main" noChangeAspect="1"/>
+            </wp:cNvGraphicFramePr>
+            <a:graphic xmlns:a="http://schemas.openxmlformats.org/drawingml/2006/main">
+              <a:graphicData uri="http://schemas.openxmlformats.org/drawingml/2006/picture">
+                <pic:pic xmlns:pic="http://schemas.openxmlformats.org/drawingml/2006/picture">
+                  <pic:nvPicPr>
+                    <pic:cNvPr id="1" name=""/>
+                    <pic:cNvPicPr/>
+                  </pic:nvPicPr>
+                  <pic:blipFill>
+                    <a:blip r:embed="rId8"/>
+                    <a:stretch>
+                      <a:fillRect/>
+                    </a:stretch>
+                  </pic:blipFill>
+                  <pic:spPr>
+                    <a:xfrm>
+                      <a:off x="0" y="0"/>
+                      <a:ext cx="5733415" cy="8021955"/>
+                    </a:xfrm>
+                    <a:prstGeom prst="rect">
+                      <a:avLst/>
+                    </a:prstGeom>
+                  </pic:spPr>
+                </pic:pic>
+              </a:graphicData>
+            </a:graphic>
+          </wp:inline>
+        </w:drawing>
+      </w:r>
+      <w:r>
+        <w:rPr>
+          <w:noProof/>
+          <w:lang w:val="ru-RU"/>
+        </w:rPr>
+        <w:t xml:space="preserve"> </w:t>
+      </w:r>
+      <w:r>
+        <w:rPr>
+          <w:noProof/>
+          <w:lang w:val="ru-RU"/>
+        </w:rPr>
+        <w:lastRenderedPageBreak/>
+        <w:drawing>
+          <wp:inline distT="0" distB="0" distL="0" distR="0" wp14:anchorId="6BF6EAB1" wp14:editId="1E1131FB">
+            <wp:extent cx="5733415" cy="8099425"/>
+            <wp:effectExtent l="0" t="0" r="635" b="0"/>
+            <wp:docPr id="8" name="Рисунок 8"/>
             <wp:cNvGraphicFramePr>
               <a:graphicFrameLocks xmlns:a="http://schemas.openxmlformats.org/drawingml/2006/main" noChangeAspect="1"/>
             </wp:cNvGraphicFramePr>
@@ -7956,7 +7944,7 @@
                   <pic:spPr>
                     <a:xfrm>
                       <a:off x="0" y="0"/>
-                      <a:ext cx="5733415" cy="7635875"/>
+                      <a:ext cx="5733415" cy="8099425"/>
                     </a:xfrm>
                     <a:prstGeom prst="rect">
                       <a:avLst/>
@@ -7982,10 +7970,10 @@
         </w:rPr>
         <w:lastRenderedPageBreak/>
         <w:drawing>
-          <wp:inline distT="0" distB="0" distL="0" distR="0" wp14:anchorId="58C98E69" wp14:editId="3F41055F">
-            <wp:extent cx="5733415" cy="8021955"/>
-            <wp:effectExtent l="0" t="0" r="635" b="0"/>
-            <wp:docPr id="2" name="Рисунок 2"/>
+          <wp:inline distT="0" distB="0" distL="0" distR="0" wp14:anchorId="4848EA86" wp14:editId="2A99B861">
+            <wp:extent cx="5733415" cy="7611110"/>
+            <wp:effectExtent l="0" t="0" r="635" b="8890"/>
+            <wp:docPr id="9" name="Рисунок 9"/>
             <wp:cNvGraphicFramePr>
               <a:graphicFrameLocks xmlns:a="http://schemas.openxmlformats.org/drawingml/2006/main" noChangeAspect="1"/>
             </wp:cNvGraphicFramePr>
@@ -8005,104 +7993,6 @@
                   <pic:spPr>
                     <a:xfrm>
                       <a:off x="0" y="0"/>
-                      <a:ext cx="5733415" cy="8021955"/>
-                    </a:xfrm>
-                    <a:prstGeom prst="rect">
-                      <a:avLst/>
-                    </a:prstGeom>
-                  </pic:spPr>
-                </pic:pic>
-              </a:graphicData>
-            </a:graphic>
-          </wp:inline>
-        </w:drawing>
-      </w:r>
-      <w:r>
-        <w:rPr>
-          <w:noProof/>
-          <w:lang w:val="ru-RU"/>
-        </w:rPr>
-        <w:t xml:space="preserve"> </w:t>
-      </w:r>
-      <w:r>
-        <w:rPr>
-          <w:noProof/>
-          <w:lang w:val="ru-RU"/>
-        </w:rPr>
-        <w:lastRenderedPageBreak/>
-        <w:drawing>
-          <wp:inline distT="0" distB="0" distL="0" distR="0" wp14:anchorId="6BF6EAB1" wp14:editId="1E1131FB">
-            <wp:extent cx="5733415" cy="8099425"/>
-            <wp:effectExtent l="0" t="0" r="635" b="0"/>
-            <wp:docPr id="8" name="Рисунок 8"/>
-            <wp:cNvGraphicFramePr>
-              <a:graphicFrameLocks xmlns:a="http://schemas.openxmlformats.org/drawingml/2006/main" noChangeAspect="1"/>
-            </wp:cNvGraphicFramePr>
-            <a:graphic xmlns:a="http://schemas.openxmlformats.org/drawingml/2006/main">
-              <a:graphicData uri="http://schemas.openxmlformats.org/drawingml/2006/picture">
-                <pic:pic xmlns:pic="http://schemas.openxmlformats.org/drawingml/2006/picture">
-                  <pic:nvPicPr>
-                    <pic:cNvPr id="1" name=""/>
-                    <pic:cNvPicPr/>
-                  </pic:nvPicPr>
-                  <pic:blipFill>
-                    <a:blip r:embed="rId11"/>
-                    <a:stretch>
-                      <a:fillRect/>
-                    </a:stretch>
-                  </pic:blipFill>
-                  <pic:spPr>
-                    <a:xfrm>
-                      <a:off x="0" y="0"/>
-                      <a:ext cx="5733415" cy="8099425"/>
-                    </a:xfrm>
-                    <a:prstGeom prst="rect">
-                      <a:avLst/>
-                    </a:prstGeom>
-                  </pic:spPr>
-                </pic:pic>
-              </a:graphicData>
-            </a:graphic>
-          </wp:inline>
-        </w:drawing>
-      </w:r>
-      <w:r>
-        <w:rPr>
-          <w:noProof/>
-          <w:lang w:val="ru-RU"/>
-        </w:rPr>
-        <w:t xml:space="preserve"> </w:t>
-      </w:r>
-      <w:r>
-        <w:rPr>
-          <w:noProof/>
-          <w:lang w:val="ru-RU"/>
-        </w:rPr>
-        <w:lastRenderedPageBreak/>
-        <w:drawing>
-          <wp:inline distT="0" distB="0" distL="0" distR="0" wp14:anchorId="4848EA86" wp14:editId="2A99B861">
-            <wp:extent cx="5733415" cy="7611110"/>
-            <wp:effectExtent l="0" t="0" r="635" b="8890"/>
-            <wp:docPr id="9" name="Рисунок 9"/>
-            <wp:cNvGraphicFramePr>
-              <a:graphicFrameLocks xmlns:a="http://schemas.openxmlformats.org/drawingml/2006/main" noChangeAspect="1"/>
-            </wp:cNvGraphicFramePr>
-            <a:graphic xmlns:a="http://schemas.openxmlformats.org/drawingml/2006/main">
-              <a:graphicData uri="http://schemas.openxmlformats.org/drawingml/2006/picture">
-                <pic:pic xmlns:pic="http://schemas.openxmlformats.org/drawingml/2006/picture">
-                  <pic:nvPicPr>
-                    <pic:cNvPr id="1" name=""/>
-                    <pic:cNvPicPr/>
-                  </pic:nvPicPr>
-                  <pic:blipFill>
-                    <a:blip r:embed="rId12"/>
-                    <a:stretch>
-                      <a:fillRect/>
-                    </a:stretch>
-                  </pic:blipFill>
-                  <pic:spPr>
-                    <a:xfrm>
-                      <a:off x="0" y="0"/>
                       <a:ext cx="5733415" cy="7611110"/>
                     </a:xfrm>
                     <a:prstGeom prst="rect">
@@ -8259,41 +8149,9 @@
       </w:r>
       <w:r>
         <w:rPr>
-          <w:highlight w:val="green"/>
-          <w:lang w:val="en-US"/>
-        </w:rPr>
-        <w:t>"</w:t>
-      </w:r>
-      <w:r>
-        <w:rPr>
-          <w:highlight w:val="green"/>
-          <w:lang w:val="en-US"/>
-        </w:rPr>
-        <w:t>id</w:t>
-      </w:r>
-      <w:r>
-        <w:rPr>
-          <w:highlight w:val="green"/>
-          <w:lang w:val="en-US"/>
-        </w:rPr>
-        <w:t xml:space="preserve">": </w:t>
-      </w:r>
-      <w:commentRangeStart w:id="1"/>
-      <w:r>
-        <w:rPr>
-          <w:highlight w:val="green"/>
-          <w:lang w:val="en-US"/>
-        </w:rPr>
-        <w:t>155</w:t>
-      </w:r>
-      <w:commentRangeEnd w:id="1"/>
-      <w:r>
-        <w:rPr>
-          <w:rStyle w:val="ad"/>
-          <w:rFonts w:asciiTheme="minorHAnsi" w:eastAsiaTheme="minorHAnsi" w:hAnsiTheme="minorHAnsi" w:cstheme="minorBidi"/>
-          <w:lang w:val="ru-RU" w:eastAsia="en-US"/>
-        </w:rPr>
-        <w:commentReference w:id="1"/>
+          <w:lang w:val="en-US"/>
+        </w:rPr>
+        <w:t>"id": 155</w:t>
       </w:r>
       <w:r>
         <w:rPr>
@@ -8720,7 +8578,7 @@
       </w:r>
       <w:r>
         <w:rPr>
-          <w:lang w:val="ru-RU"/>
+          <w:lang w:val="en-US"/>
         </w:rPr>
         <w:t>"</w:t>
       </w:r>
@@ -8732,7 +8590,7 @@
       </w:r>
       <w:r>
         <w:rPr>
-          <w:lang w:val="ru-RU"/>
+          <w:lang w:val="en-US"/>
         </w:rPr>
         <w:t xml:space="preserve">": </w:t>
       </w:r>
@@ -8748,12 +8606,12 @@
         <w:widowControl w:val="0"/>
         <w:spacing w:line="240" w:lineRule="auto"/>
         <w:rPr>
-          <w:lang w:val="ru-RU"/>
+          <w:lang w:val="en-US"/>
         </w:rPr>
       </w:pPr>
       <w:r>
         <w:rPr>
-          <w:lang w:val="ru-RU"/>
+          <w:lang w:val="en-US"/>
         </w:rPr>
         <w:t xml:space="preserve">    },</w:t>
       </w:r>
@@ -8763,12 +8621,12 @@
         <w:widowControl w:val="0"/>
         <w:spacing w:line="240" w:lineRule="auto"/>
         <w:rPr>
-          <w:lang w:val="ru-RU"/>
+          <w:lang w:val="en-US"/>
         </w:rPr>
       </w:pPr>
       <w:r>
         <w:rPr>
-          <w:lang w:val="ru-RU"/>
+          <w:lang w:val="en-US"/>
         </w:rPr>
         <w:t xml:space="preserve">    {</w:t>
       </w:r>
@@ -8778,18 +8636,18 @@
         <w:widowControl w:val="0"/>
         <w:spacing w:line="240" w:lineRule="auto"/>
         <w:rPr>
-          <w:lang w:val="ru-RU"/>
+          <w:lang w:val="en-US"/>
         </w:rPr>
       </w:pPr>
       <w:r>
         <w:rPr>
-          <w:lang w:val="ru-RU"/>
+          <w:lang w:val="en-US"/>
         </w:rPr>
         <w:t xml:space="preserve">      </w:t>
       </w:r>
       <w:r>
         <w:rPr>
-          <w:lang w:val="ru-RU"/>
+          <w:lang w:val="en-US"/>
         </w:rPr>
         <w:t>"</w:t>
       </w:r>
@@ -8801,13 +8659,13 @@
       </w:r>
       <w:r>
         <w:rPr>
-          <w:lang w:val="ru-RU"/>
+          <w:lang w:val="en-US"/>
         </w:rPr>
         <w:t>"</w:t>
       </w:r>
       <w:r>
         <w:rPr>
-          <w:lang w:val="ru-RU"/>
+          <w:lang w:val="en-US"/>
         </w:rPr>
         <w:t>: "</w:t>
       </w:r>
@@ -8819,7 +8677,7 @@
       </w:r>
       <w:r>
         <w:rPr>
-          <w:lang w:val="ru-RU"/>
+          <w:lang w:val="en-US"/>
         </w:rPr>
         <w:t xml:space="preserve"> </w:t>
       </w:r>
@@ -8831,7 +8689,7 @@
       </w:r>
       <w:r>
         <w:rPr>
-          <w:lang w:val="ru-RU"/>
+          <w:lang w:val="en-US"/>
         </w:rPr>
         <w:t>",</w:t>
       </w:r>
@@ -8846,7 +8704,7 @@
       </w:pPr>
       <w:r>
         <w:rPr>
-          <w:lang w:val="ru-RU"/>
+          <w:lang w:val="en-US"/>
         </w:rPr>
         <w:t xml:space="preserve">      </w:t>
       </w:r>
@@ -9268,18 +9126,30 @@
         <w:widowControl w:val="0"/>
         <w:spacing w:line="240" w:lineRule="auto"/>
         <w:ind w:left="720"/>
-        <w:rPr>
-          <w:lang w:val="en-US"/>
-        </w:rPr>
       </w:pPr>
       <w:r>
         <w:t xml:space="preserve">  </w:t>
       </w:r>
       <w:r>
-        <w:rPr>
-          <w:lang w:val="en-US"/>
-        </w:rPr>
-        <w:t>"status": "error",</w:t>
+        <w:t>"</w:t>
+      </w:r>
+      <w:r>
+        <w:rPr>
+          <w:lang w:val="en-US"/>
+        </w:rPr>
+        <w:t>status</w:t>
+      </w:r>
+      <w:r>
+        <w:t>": "</w:t>
+      </w:r>
+      <w:r>
+        <w:rPr>
+          <w:lang w:val="en-US"/>
+        </w:rPr>
+        <w:t>error</w:t>
+      </w:r>
+      <w:r>
+        <w:t>",</w:t>
       </w:r>
     </w:p>
     <w:p>
@@ -9288,14 +9158,29 @@
         <w:spacing w:line="240" w:lineRule="auto"/>
         <w:ind w:left="720"/>
         <w:rPr>
-          <w:lang w:val="en-US"/>
+          <w:lang w:val="ru-RU"/>
         </w:rPr>
       </w:pPr>
       <w:r>
-        <w:rPr>
-          <w:lang w:val="en-US"/>
-        </w:rPr>
-        <w:t xml:space="preserve">  "code": 401,</w:t>
+        <w:t xml:space="preserve">  </w:t>
+      </w:r>
+      <w:r>
+        <w:rPr>
+          <w:lang w:val="ru-RU"/>
+        </w:rPr>
+        <w:t>"</w:t>
+      </w:r>
+      <w:r>
+        <w:rPr>
+          <w:lang w:val="en-US"/>
+        </w:rPr>
+        <w:t>code</w:t>
+      </w:r>
+      <w:r>
+        <w:rPr>
+          <w:lang w:val="ru-RU"/>
+        </w:rPr>
+        <w:t>": 401,</w:t>
       </w:r>
     </w:p>
     <w:p>
@@ -9304,21 +9189,33 @@
         <w:spacing w:line="240" w:lineRule="auto"/>
         <w:ind w:left="720"/>
         <w:rPr>
-          <w:lang w:val="en-US"/>
+          <w:lang w:val="ru-RU"/>
         </w:rPr>
       </w:pPr>
       <w:r>
         <w:rPr>
-          <w:lang w:val="en-US"/>
-        </w:rPr>
-        <w:t xml:space="preserve">  "message": "</w:t>
+          <w:lang w:val="ru-RU"/>
+        </w:rPr>
+        <w:t xml:space="preserve">  "</w:t>
+      </w:r>
+      <w:r>
+        <w:rPr>
+          <w:lang w:val="en-US"/>
+        </w:rPr>
+        <w:t>message</w:t>
+      </w:r>
+      <w:r>
+        <w:rPr>
+          <w:lang w:val="ru-RU"/>
+        </w:rPr>
+        <w:t>": "</w:t>
       </w:r>
       <w:r>
         <w:t>Ошибка</w:t>
       </w:r>
       <w:r>
         <w:rPr>
-          <w:lang w:val="en-US"/>
+          <w:lang w:val="ru-RU"/>
         </w:rPr>
         <w:t xml:space="preserve"> </w:t>
       </w:r>
@@ -9327,7 +9224,7 @@
       </w:r>
       <w:r>
         <w:rPr>
-          <w:lang w:val="en-US"/>
+          <w:lang w:val="ru-RU"/>
         </w:rPr>
         <w:t>",</w:t>
       </w:r>
@@ -9521,12 +9418,12 @@
         <w:spacing w:line="240" w:lineRule="auto"/>
         <w:ind w:left="720"/>
         <w:rPr>
-          <w:lang w:val="ru-RU"/>
+          <w:lang w:val="en-US"/>
         </w:rPr>
       </w:pPr>
       <w:r>
         <w:rPr>
-          <w:lang w:val="ru-RU"/>
+          <w:lang w:val="en-US"/>
         </w:rPr>
         <w:t>{</w:t>
       </w:r>
@@ -9537,20 +9434,14 @@
         <w:spacing w:line="240" w:lineRule="auto"/>
         <w:ind w:left="720"/>
         <w:rPr>
-          <w:lang w:val="ru-RU"/>
+          <w:lang w:val="en-US"/>
         </w:rPr>
       </w:pPr>
       <w:r>
         <w:rPr>
-          <w:lang w:val="ru-RU"/>
-        </w:rPr>
-        <w:t xml:space="preserve">  </w:t>
-      </w:r>
-      <w:r>
-        <w:rPr>
-          <w:lang w:val="ru-RU"/>
-        </w:rPr>
-        <w:t>"</w:t>
+          <w:lang w:val="en-US"/>
+        </w:rPr>
+        <w:t xml:space="preserve">  "</w:t>
       </w:r>
       <w:r>
         <w:rPr>
@@ -9560,7 +9451,7 @@
       </w:r>
       <w:r>
         <w:rPr>
-          <w:lang w:val="ru-RU"/>
+          <w:lang w:val="en-US"/>
         </w:rPr>
         <w:t>": "</w:t>
       </w:r>
@@ -9572,7 +9463,7 @@
       </w:r>
       <w:r>
         <w:rPr>
-          <w:lang w:val="ru-RU"/>
+          <w:lang w:val="en-US"/>
         </w:rPr>
         <w:t>",</w:t>
       </w:r>
@@ -9583,12 +9474,12 @@
         <w:spacing w:line="240" w:lineRule="auto"/>
         <w:ind w:left="720"/>
         <w:rPr>
-          <w:lang w:val="ru-RU"/>
+          <w:lang w:val="en-US"/>
         </w:rPr>
       </w:pPr>
       <w:r>
         <w:rPr>
-          <w:lang w:val="ru-RU"/>
+          <w:lang w:val="en-US"/>
         </w:rPr>
         <w:t xml:space="preserve">  "</w:t>
       </w:r>
@@ -9600,7 +9491,7 @@
       </w:r>
       <w:r>
         <w:rPr>
-          <w:lang w:val="ru-RU"/>
+          <w:lang w:val="en-US"/>
         </w:rPr>
         <w:t>": 400,</w:t>
       </w:r>
@@ -9611,12 +9502,12 @@
         <w:spacing w:line="240" w:lineRule="auto"/>
         <w:ind w:left="720"/>
         <w:rPr>
-          <w:lang w:val="ru-RU"/>
+          <w:lang w:val="en-US"/>
         </w:rPr>
       </w:pPr>
       <w:r>
         <w:rPr>
-          <w:lang w:val="ru-RU"/>
+          <w:lang w:val="en-US"/>
         </w:rPr>
         <w:t xml:space="preserve">  "</w:t>
       </w:r>
@@ -9628,7 +9519,7 @@
       </w:r>
       <w:r>
         <w:rPr>
-          <w:lang w:val="ru-RU"/>
+          <w:lang w:val="en-US"/>
         </w:rPr>
         <w:t>": "</w:t>
       </w:r>
@@ -9640,7 +9531,7 @@
       </w:r>
       <w:r>
         <w:rPr>
-          <w:lang w:val="ru-RU"/>
+          <w:lang w:val="en-US"/>
         </w:rPr>
         <w:t xml:space="preserve"> </w:t>
       </w:r>
@@ -9652,7 +9543,7 @@
       </w:r>
       <w:r>
         <w:rPr>
-          <w:lang w:val="ru-RU"/>
+          <w:lang w:val="en-US"/>
         </w:rPr>
         <w:t>",</w:t>
       </w:r>
@@ -9668,7 +9559,7 @@
       </w:pPr>
       <w:r>
         <w:rPr>
-          <w:lang w:val="ru-RU"/>
+          <w:lang w:val="en-US"/>
         </w:rPr>
         <w:t xml:space="preserve">  </w:t>
       </w:r>
@@ -9759,12 +9650,12 @@
         <w:spacing w:line="240" w:lineRule="auto"/>
         <w:ind w:left="720"/>
         <w:rPr>
-          <w:lang w:val="en-US"/>
+          <w:lang w:val="ru-RU"/>
         </w:rPr>
       </w:pPr>
       <w:r>
         <w:rPr>
-          <w:lang w:val="en-US"/>
+          <w:lang w:val="ru-RU"/>
         </w:rPr>
         <w:t>{</w:t>
       </w:r>
@@ -9775,14 +9666,38 @@
         <w:spacing w:line="240" w:lineRule="auto"/>
         <w:ind w:left="720"/>
         <w:rPr>
-          <w:lang w:val="en-US"/>
+          <w:lang w:val="ru-RU"/>
         </w:rPr>
       </w:pPr>
       <w:r>
         <w:rPr>
-          <w:lang w:val="en-US"/>
-        </w:rPr>
-        <w:t xml:space="preserve">  "status": "error",</w:t>
+          <w:lang w:val="ru-RU"/>
+        </w:rPr>
+        <w:t xml:space="preserve">  "</w:t>
+      </w:r>
+      <w:r>
+        <w:rPr>
+          <w:lang w:val="en-US"/>
+        </w:rPr>
+        <w:t>status</w:t>
+      </w:r>
+      <w:r>
+        <w:rPr>
+          <w:lang w:val="ru-RU"/>
+        </w:rPr>
+        <w:t>": "</w:t>
+      </w:r>
+      <w:r>
+        <w:rPr>
+          <w:lang w:val="en-US"/>
+        </w:rPr>
+        <w:t>error</w:t>
+      </w:r>
+      <w:r>
+        <w:rPr>
+          <w:lang w:val="ru-RU"/>
+        </w:rPr>
+        <w:t>",</w:t>
       </w:r>
     </w:p>
     <w:p>
@@ -9791,14 +9706,26 @@
         <w:spacing w:line="240" w:lineRule="auto"/>
         <w:ind w:left="720"/>
         <w:rPr>
-          <w:lang w:val="en-US"/>
+          <w:lang w:val="ru-RU"/>
         </w:rPr>
       </w:pPr>
       <w:r>
         <w:rPr>
-          <w:lang w:val="en-US"/>
-        </w:rPr>
-        <w:t xml:space="preserve">  "code": 400,</w:t>
+          <w:lang w:val="ru-RU"/>
+        </w:rPr>
+        <w:t xml:space="preserve">  "</w:t>
+      </w:r>
+      <w:r>
+        <w:rPr>
+          <w:lang w:val="en-US"/>
+        </w:rPr>
+        <w:t>code</w:t>
+      </w:r>
+      <w:r>
+        <w:rPr>
+          <w:lang w:val="ru-RU"/>
+        </w:rPr>
+        <w:t>": 400,</w:t>
       </w:r>
     </w:p>
     <w:p>
@@ -9807,14 +9734,50 @@
         <w:spacing w:line="240" w:lineRule="auto"/>
         <w:ind w:left="720"/>
         <w:rPr>
-          <w:lang w:val="en-US"/>
+          <w:lang w:val="ru-RU"/>
         </w:rPr>
       </w:pPr>
       <w:r>
         <w:rPr>
-          <w:lang w:val="en-US"/>
-        </w:rPr>
-        <w:t xml:space="preserve">  "message": "Bad Request",</w:t>
+          <w:lang w:val="ru-RU"/>
+        </w:rPr>
+        <w:t xml:space="preserve">  "</w:t>
+      </w:r>
+      <w:r>
+        <w:rPr>
+          <w:lang w:val="en-US"/>
+        </w:rPr>
+        <w:t>message</w:t>
+      </w:r>
+      <w:r>
+        <w:rPr>
+          <w:lang w:val="ru-RU"/>
+        </w:rPr>
+        <w:t>": "</w:t>
+      </w:r>
+      <w:r>
+        <w:rPr>
+          <w:lang w:val="en-US"/>
+        </w:rPr>
+        <w:t>Bad</w:t>
+      </w:r>
+      <w:r>
+        <w:rPr>
+          <w:lang w:val="ru-RU"/>
+        </w:rPr>
+        <w:t xml:space="preserve"> </w:t>
+      </w:r>
+      <w:r>
+        <w:rPr>
+          <w:lang w:val="en-US"/>
+        </w:rPr>
+        <w:t>Request</w:t>
+      </w:r>
+      <w:r>
+        <w:rPr>
+          <w:lang w:val="ru-RU"/>
+        </w:rPr>
+        <w:t>",</w:t>
       </w:r>
     </w:p>
     <w:p>
@@ -9828,7 +9791,7 @@
       </w:pPr>
       <w:r>
         <w:rPr>
-          <w:lang w:val="en-US"/>
+          <w:lang w:val="ru-RU"/>
         </w:rPr>
         <w:t xml:space="preserve">  </w:t>
       </w:r>
@@ -9906,7 +9869,7 @@
       </w:pPr>
       <w:r>
         <w:rPr>
-          <w:lang w:val="en-US"/>
+          <w:lang w:val="ru-RU"/>
         </w:rPr>
         <w:t>{</w:t>
       </w:r>
@@ -9917,14 +9880,38 @@
         <w:spacing w:line="240" w:lineRule="auto"/>
         <w:ind w:left="720"/>
         <w:rPr>
-          <w:lang w:val="en-US"/>
+          <w:lang w:val="ru-RU"/>
         </w:rPr>
       </w:pPr>
       <w:r>
         <w:rPr>
-          <w:lang w:val="en-US"/>
-        </w:rPr>
-        <w:t xml:space="preserve">  "status": "error",</w:t>
+          <w:lang w:val="ru-RU"/>
+        </w:rPr>
+        <w:t xml:space="preserve">  "</w:t>
+      </w:r>
+      <w:r>
+        <w:rPr>
+          <w:lang w:val="en-US"/>
+        </w:rPr>
+        <w:t>status</w:t>
+      </w:r>
+      <w:r>
+        <w:rPr>
+          <w:lang w:val="ru-RU"/>
+        </w:rPr>
+        <w:t>": "</w:t>
+      </w:r>
+      <w:r>
+        <w:rPr>
+          <w:lang w:val="en-US"/>
+        </w:rPr>
+        <w:t>error</w:t>
+      </w:r>
+      <w:r>
+        <w:rPr>
+          <w:lang w:val="ru-RU"/>
+        </w:rPr>
+        <w:t>",</w:t>
       </w:r>
     </w:p>
     <w:p>
@@ -9933,14 +9920,26 @@
         <w:spacing w:line="240" w:lineRule="auto"/>
         <w:ind w:left="720"/>
         <w:rPr>
-          <w:lang w:val="en-US"/>
+          <w:lang w:val="ru-RU"/>
         </w:rPr>
       </w:pPr>
       <w:r>
         <w:rPr>
-          <w:lang w:val="en-US"/>
-        </w:rPr>
-        <w:t xml:space="preserve">  "code": 400,</w:t>
+          <w:lang w:val="ru-RU"/>
+        </w:rPr>
+        <w:t xml:space="preserve">  "</w:t>
+      </w:r>
+      <w:r>
+        <w:rPr>
+          <w:lang w:val="en-US"/>
+        </w:rPr>
+        <w:t>code</w:t>
+      </w:r>
+      <w:r>
+        <w:rPr>
+          <w:lang w:val="ru-RU"/>
+        </w:rPr>
+        <w:t>": 400,</w:t>
       </w:r>
     </w:p>
     <w:p>
@@ -9949,14 +9948,50 @@
         <w:spacing w:line="240" w:lineRule="auto"/>
         <w:ind w:left="720"/>
         <w:rPr>
-          <w:lang w:val="en-US"/>
+          <w:lang w:val="ru-RU"/>
         </w:rPr>
       </w:pPr>
       <w:r>
         <w:rPr>
-          <w:lang w:val="en-US"/>
-        </w:rPr>
-        <w:t xml:space="preserve">  "message": "Bad Request",</w:t>
+          <w:lang w:val="ru-RU"/>
+        </w:rPr>
+        <w:t xml:space="preserve">  "</w:t>
+      </w:r>
+      <w:r>
+        <w:rPr>
+          <w:lang w:val="en-US"/>
+        </w:rPr>
+        <w:t>message</w:t>
+      </w:r>
+      <w:r>
+        <w:rPr>
+          <w:lang w:val="ru-RU"/>
+        </w:rPr>
+        <w:t>": "</w:t>
+      </w:r>
+      <w:r>
+        <w:rPr>
+          <w:lang w:val="en-US"/>
+        </w:rPr>
+        <w:t>Bad</w:t>
+      </w:r>
+      <w:r>
+        <w:rPr>
+          <w:lang w:val="ru-RU"/>
+        </w:rPr>
+        <w:t xml:space="preserve"> </w:t>
+      </w:r>
+      <w:r>
+        <w:rPr>
+          <w:lang w:val="en-US"/>
+        </w:rPr>
+        <w:t>Request</w:t>
+      </w:r>
+      <w:r>
+        <w:rPr>
+          <w:lang w:val="ru-RU"/>
+        </w:rPr>
+        <w:t>",</w:t>
       </w:r>
     </w:p>
     <w:p>
@@ -9970,7 +10005,7 @@
       </w:pPr>
       <w:r>
         <w:rPr>
-          <w:lang w:val="en-US"/>
+          <w:lang w:val="ru-RU"/>
         </w:rPr>
         <w:t xml:space="preserve">  </w:t>
       </w:r>
@@ -10068,12 +10103,12 @@
         <w:spacing w:line="240" w:lineRule="auto"/>
         <w:ind w:left="720"/>
         <w:rPr>
-          <w:lang w:val="en-US"/>
+          <w:lang w:val="ru-RU"/>
         </w:rPr>
       </w:pPr>
       <w:r>
         <w:rPr>
-          <w:lang w:val="en-US"/>
+          <w:lang w:val="ru-RU"/>
         </w:rPr>
         <w:t>{</w:t>
       </w:r>
@@ -10084,14 +10119,38 @@
         <w:spacing w:line="240" w:lineRule="auto"/>
         <w:ind w:left="720"/>
         <w:rPr>
-          <w:lang w:val="en-US"/>
+          <w:lang w:val="ru-RU"/>
         </w:rPr>
       </w:pPr>
       <w:r>
         <w:rPr>
-          <w:lang w:val="en-US"/>
-        </w:rPr>
-        <w:t xml:space="preserve">  "status": "error",</w:t>
+          <w:lang w:val="ru-RU"/>
+        </w:rPr>
+        <w:t xml:space="preserve">  "</w:t>
+      </w:r>
+      <w:r>
+        <w:rPr>
+          <w:lang w:val="en-US"/>
+        </w:rPr>
+        <w:t>status</w:t>
+      </w:r>
+      <w:r>
+        <w:rPr>
+          <w:lang w:val="ru-RU"/>
+        </w:rPr>
+        <w:t>": "</w:t>
+      </w:r>
+      <w:r>
+        <w:rPr>
+          <w:lang w:val="en-US"/>
+        </w:rPr>
+        <w:t>error</w:t>
+      </w:r>
+      <w:r>
+        <w:rPr>
+          <w:lang w:val="ru-RU"/>
+        </w:rPr>
+        <w:t>",</w:t>
       </w:r>
     </w:p>
     <w:p>
@@ -10105,9 +10164,15 @@
       </w:pPr>
       <w:r>
         <w:rPr>
-          <w:lang w:val="en-US"/>
-        </w:rPr>
-        <w:t xml:space="preserve">  "code": 415,</w:t>
+          <w:lang w:val="ru-RU"/>
+        </w:rPr>
+        <w:t xml:space="preserve">  </w:t>
+      </w:r>
+      <w:r>
+        <w:rPr>
+          <w:lang w:val="en-US"/>
+        </w:rPr>
+        <w:t>"code": 415,</w:t>
       </w:r>
     </w:p>
     <w:p>
@@ -10238,12 +10303,12 @@
         <w:spacing w:line="240" w:lineRule="auto"/>
         <w:ind w:left="720"/>
         <w:rPr>
-          <w:lang w:val="en-US"/>
+          <w:lang w:val="ru-RU"/>
         </w:rPr>
       </w:pPr>
       <w:r>
         <w:rPr>
-          <w:lang w:val="en-US"/>
+          <w:lang w:val="ru-RU"/>
         </w:rPr>
         <w:t>}</w:t>
       </w:r>
@@ -10300,12 +10365,12 @@
         <w:spacing w:line="240" w:lineRule="auto"/>
         <w:ind w:left="720"/>
         <w:rPr>
-          <w:lang w:val="en-US"/>
+          <w:lang w:val="ru-RU"/>
         </w:rPr>
       </w:pPr>
       <w:r>
         <w:rPr>
-          <w:lang w:val="en-US"/>
+          <w:lang w:val="ru-RU"/>
         </w:rPr>
         <w:t>{</w:t>
       </w:r>
@@ -10316,14 +10381,38 @@
         <w:spacing w:line="240" w:lineRule="auto"/>
         <w:ind w:left="720"/>
         <w:rPr>
-          <w:lang w:val="en-US"/>
+          <w:lang w:val="ru-RU"/>
         </w:rPr>
       </w:pPr>
       <w:r>
         <w:rPr>
-          <w:lang w:val="en-US"/>
-        </w:rPr>
-        <w:t xml:space="preserve">  "status": "error",</w:t>
+          <w:lang w:val="ru-RU"/>
+        </w:rPr>
+        <w:t xml:space="preserve">  "</w:t>
+      </w:r>
+      <w:r>
+        <w:rPr>
+          <w:lang w:val="en-US"/>
+        </w:rPr>
+        <w:t>status</w:t>
+      </w:r>
+      <w:r>
+        <w:rPr>
+          <w:lang w:val="ru-RU"/>
+        </w:rPr>
+        <w:t>": "</w:t>
+      </w:r>
+      <w:r>
+        <w:rPr>
+          <w:lang w:val="en-US"/>
+        </w:rPr>
+        <w:t>error</w:t>
+      </w:r>
+      <w:r>
+        <w:rPr>
+          <w:lang w:val="ru-RU"/>
+        </w:rPr>
+        <w:t>",</w:t>
       </w:r>
     </w:p>
     <w:p>
@@ -10337,9 +10426,15 @@
       </w:pPr>
       <w:r>
         <w:rPr>
-          <w:lang w:val="en-US"/>
-        </w:rPr>
-        <w:t xml:space="preserve">  "code": 413,</w:t>
+          <w:lang w:val="ru-RU"/>
+        </w:rPr>
+        <w:t xml:space="preserve">  </w:t>
+      </w:r>
+      <w:r>
+        <w:rPr>
+          <w:lang w:val="en-US"/>
+        </w:rPr>
+        <w:t>"code": 413,</w:t>
       </w:r>
     </w:p>
     <w:p>
@@ -10682,12 +10777,12 @@
         <w:spacing w:line="240" w:lineRule="auto"/>
         <w:ind w:left="720"/>
         <w:rPr>
-          <w:lang w:val="ru-RU"/>
+          <w:lang w:val="en-US"/>
         </w:rPr>
       </w:pPr>
       <w:r>
         <w:rPr>
-          <w:lang w:val="ru-RU"/>
+          <w:lang w:val="en-US"/>
         </w:rPr>
         <w:t>}</w:t>
       </w:r>
@@ -10698,12 +10793,12 @@
         <w:spacing w:line="240" w:lineRule="auto"/>
         <w:ind w:left="720"/>
         <w:rPr>
-          <w:lang w:val="ru-RU"/>
+          <w:lang w:val="en-US"/>
         </w:rPr>
       </w:pPr>
       <w:r>
         <w:rPr>
-          <w:lang w:val="ru-RU"/>
+          <w:lang w:val="en-US"/>
         </w:rPr>
         <w:t xml:space="preserve">5.11. </w:t>
       </w:r>
@@ -12491,47 +12586,9 @@
             </w:r>
             <w:r>
               <w:rPr>
-                <w:highlight w:val="green"/>
-                <w:lang w:val="en-US"/>
-              </w:rPr>
-              <w:t>"</w:t>
-            </w:r>
-            <w:r>
-              <w:rPr>
-                <w:highlight w:val="green"/>
-                <w:lang w:val="en-US"/>
-              </w:rPr>
-              <w:t>id</w:t>
-            </w:r>
-            <w:r>
-              <w:rPr>
-                <w:highlight w:val="green"/>
-                <w:lang w:val="en-US"/>
-              </w:rPr>
-              <w:t xml:space="preserve">": </w:t>
-            </w:r>
-            <w:commentRangeStart w:id="2"/>
-            <w:r>
-              <w:rPr>
-                <w:highlight w:val="green"/>
-                <w:lang w:val="en-US"/>
-              </w:rPr>
-              <w:t>155</w:t>
-            </w:r>
-            <w:commentRangeEnd w:id="2"/>
-            <w:r>
-              <w:rPr>
-                <w:rStyle w:val="ad"/>
-                <w:rFonts w:asciiTheme="minorHAnsi" w:eastAsiaTheme="minorHAnsi" w:hAnsiTheme="minorHAnsi" w:cstheme="minorBidi"/>
-                <w:lang w:val="ru-RU" w:eastAsia="en-US"/>
-              </w:rPr>
-              <w:commentReference w:id="2"/>
-            </w:r>
-            <w:r>
-              <w:rPr>
-                <w:lang w:val="en-US"/>
-              </w:rPr>
-              <w:t>,</w:t>
+                <w:lang w:val="en-US"/>
+              </w:rPr>
+              <w:t>"id": 155,</w:t>
             </w:r>
           </w:p>
           <w:p>
@@ -13720,13 +13777,11 @@
               <w:widowControl w:val="0"/>
               <w:spacing w:line="240" w:lineRule="auto"/>
               <w:rPr>
-                <w:highlight w:val="green"/>
-                <w:lang w:val="en-US"/>
-              </w:rPr>
-            </w:pPr>
-            <w:r>
-              <w:rPr>
-                <w:highlight w:val="green"/>
+                <w:lang w:val="en-US"/>
+              </w:rPr>
+            </w:pPr>
+            <w:r>
+              <w:rPr>
                 <w:lang w:val="en-US"/>
               </w:rPr>
               <w:t>1</w:t>
@@ -13749,13 +13804,11 @@
               <w:widowControl w:val="0"/>
               <w:spacing w:line="240" w:lineRule="auto"/>
               <w:rPr>
-                <w:highlight w:val="green"/>
-                <w:lang w:val="en-US"/>
-              </w:rPr>
-            </w:pPr>
-            <w:r>
-              <w:rPr>
-                <w:highlight w:val="green"/>
+                <w:lang w:val="en-US"/>
+              </w:rPr>
+            </w:pPr>
+            <w:r>
+              <w:rPr>
                 <w:lang w:val="en-US"/>
               </w:rPr>
               <w:t>id</w:t>
@@ -13778,13 +13831,11 @@
               <w:widowControl w:val="0"/>
               <w:spacing w:line="240" w:lineRule="auto"/>
               <w:rPr>
-                <w:highlight w:val="green"/>
-                <w:lang w:val="en-US"/>
-              </w:rPr>
-            </w:pPr>
-            <w:r>
-              <w:rPr>
-                <w:highlight w:val="green"/>
+                <w:lang w:val="en-US"/>
+              </w:rPr>
+            </w:pPr>
+            <w:r>
+              <w:rPr>
                 <w:lang w:val="en-US"/>
               </w:rPr>
               <w:t>integer</w:t>
@@ -13807,13 +13858,11 @@
               <w:widowControl w:val="0"/>
               <w:spacing w:line="240" w:lineRule="auto"/>
               <w:rPr>
-                <w:highlight w:val="green"/>
-                <w:lang w:val="ru-RU"/>
-              </w:rPr>
-            </w:pPr>
-            <w:r>
-              <w:rPr>
-                <w:highlight w:val="green"/>
+                <w:lang w:val="ru-RU"/>
+              </w:rPr>
+            </w:pPr>
+            <w:r>
+              <w:rPr>
                 <w:lang w:val="ru-RU"/>
               </w:rPr>
               <w:t>Идентификатор упражнения</w:t>
@@ -13836,13 +13885,11 @@
               <w:widowControl w:val="0"/>
               <w:spacing w:line="240" w:lineRule="auto"/>
               <w:rPr>
-                <w:highlight w:val="green"/>
-                <w:lang w:val="ru-RU"/>
-              </w:rPr>
-            </w:pPr>
-            <w:r>
-              <w:rPr>
-                <w:highlight w:val="green"/>
+                <w:lang w:val="ru-RU"/>
+              </w:rPr>
+            </w:pPr>
+            <w:r>
+              <w:rPr>
                 <w:lang w:val="ru-RU"/>
               </w:rPr>
               <w:t>Да</w:t>
@@ -13865,13 +13912,11 @@
               <w:widowControl w:val="0"/>
               <w:spacing w:line="240" w:lineRule="auto"/>
               <w:rPr>
-                <w:highlight w:val="green"/>
-                <w:lang w:val="ru-RU"/>
-              </w:rPr>
-            </w:pPr>
-            <w:r>
-              <w:rPr>
-                <w:highlight w:val="green"/>
+                <w:lang w:val="ru-RU"/>
+              </w:rPr>
+            </w:pPr>
+            <w:r>
+              <w:rPr>
                 <w:lang w:val="ru-RU"/>
               </w:rPr>
               <w:t>155</w:t>
@@ -14001,21 +14046,11 @@
                 <w:lang w:val="ru-RU"/>
               </w:rPr>
             </w:pPr>
-            <w:commentRangeStart w:id="3"/>
             <w:r>
               <w:rPr>
                 <w:lang w:val="ru-RU"/>
               </w:rPr>
               <w:t>Нет</w:t>
-            </w:r>
-            <w:commentRangeEnd w:id="3"/>
-            <w:r>
-              <w:rPr>
-                <w:rStyle w:val="ad"/>
-                <w:rFonts w:asciiTheme="minorHAnsi" w:eastAsiaTheme="minorHAnsi" w:hAnsiTheme="minorHAnsi" w:cstheme="minorBidi"/>
-                <w:lang w:val="ru-RU" w:eastAsia="en-US"/>
-              </w:rPr>
-              <w:commentReference w:id="3"/>
             </w:r>
           </w:p>
         </w:tc>
@@ -14996,7 +15031,6 @@
               <w:rPr>
                 <w:lang w:val="ru-RU"/>
               </w:rPr>
-              <w:lastRenderedPageBreak/>
               <w:t>8</w:t>
             </w:r>
           </w:p>
@@ -18605,13 +18639,13 @@
               <w:widowControl w:val="0"/>
               <w:spacing w:line="240" w:lineRule="auto"/>
               <w:rPr>
-                <w:highlight w:val="green"/>
-                <w:lang w:val="en-US"/>
-              </w:rPr>
-            </w:pPr>
-            <w:r>
-              <w:rPr>
-                <w:highlight w:val="green"/>
+                <w:lang w:val="en-US"/>
+              </w:rPr>
+            </w:pPr>
+            <w:bookmarkStart w:id="0" w:name="_GoBack"/>
+            <w:bookmarkEnd w:id="0"/>
+            <w:r>
+              <w:rPr>
                 <w:lang w:val="en-US"/>
               </w:rPr>
               <w:t>id</w:t>
@@ -18622,13 +18656,11 @@
               <w:widowControl w:val="0"/>
               <w:spacing w:line="240" w:lineRule="auto"/>
               <w:rPr>
-                <w:highlight w:val="green"/>
-                <w:lang w:val="en-US"/>
-              </w:rPr>
-            </w:pPr>
-            <w:r>
-              <w:rPr>
-                <w:highlight w:val="green"/>
+                <w:lang w:val="en-US"/>
+              </w:rPr>
+            </w:pPr>
+            <w:r>
+              <w:rPr>
                 <w:lang w:val="en-US"/>
               </w:rPr>
               <w:t>(integer)</w:t>
@@ -18651,13 +18683,11 @@
               <w:widowControl w:val="0"/>
               <w:spacing w:line="240" w:lineRule="auto"/>
               <w:rPr>
-                <w:highlight w:val="green"/>
-                <w:lang w:val="en-US"/>
-              </w:rPr>
-            </w:pPr>
-            <w:r>
-              <w:rPr>
-                <w:highlight w:val="green"/>
+                <w:lang w:val="en-US"/>
+              </w:rPr>
+            </w:pPr>
+            <w:r>
+              <w:rPr>
                 <w:lang w:val="en-US"/>
               </w:rPr>
               <w:t>ID</w:t>
@@ -18668,13 +18698,11 @@
               <w:widowControl w:val="0"/>
               <w:spacing w:line="240" w:lineRule="auto"/>
               <w:rPr>
-                <w:highlight w:val="green"/>
-                <w:lang w:val="en-US"/>
-              </w:rPr>
-            </w:pPr>
-            <w:r>
-              <w:rPr>
-                <w:highlight w:val="green"/>
+                <w:lang w:val="en-US"/>
+              </w:rPr>
+            </w:pPr>
+            <w:r>
+              <w:rPr>
                 <w:lang w:val="ru-RU"/>
               </w:rPr>
               <w:t>(INT UNSIGNED)</w:t>
@@ -18697,13 +18725,11 @@
               <w:widowControl w:val="0"/>
               <w:spacing w:line="240" w:lineRule="auto"/>
               <w:rPr>
-                <w:highlight w:val="green"/>
-                <w:lang w:val="ru-RU"/>
-              </w:rPr>
-            </w:pPr>
-            <w:r>
-              <w:rPr>
-                <w:highlight w:val="green"/>
+                <w:lang w:val="ru-RU"/>
+              </w:rPr>
+            </w:pPr>
+            <w:r>
+              <w:rPr>
                 <w:lang w:val="ru-RU"/>
               </w:rPr>
               <w:t>Да</w:t>
@@ -18726,13 +18752,11 @@
               <w:widowControl w:val="0"/>
               <w:spacing w:line="240" w:lineRule="auto"/>
               <w:rPr>
-                <w:highlight w:val="green"/>
-                <w:lang w:val="ru-RU"/>
-              </w:rPr>
-            </w:pPr>
-            <w:r>
-              <w:rPr>
-                <w:highlight w:val="green"/>
+                <w:lang w:val="ru-RU"/>
+              </w:rPr>
+            </w:pPr>
+            <w:r>
+              <w:rPr>
                 <w:lang w:val="ru-RU"/>
               </w:rPr>
               <w:t>Да</w:t>
@@ -18755,13 +18779,11 @@
               <w:widowControl w:val="0"/>
               <w:spacing w:line="240" w:lineRule="auto"/>
               <w:rPr>
-                <w:highlight w:val="green"/>
-                <w:lang w:val="ru-RU"/>
-              </w:rPr>
-            </w:pPr>
-            <w:r>
-              <w:rPr>
-                <w:highlight w:val="green"/>
+                <w:lang w:val="ru-RU"/>
+              </w:rPr>
+            </w:pPr>
+            <w:r>
+              <w:rPr>
                 <w:lang w:val="ru-RU"/>
               </w:rPr>
               <w:t>123</w:t>
@@ -19964,13 +19986,7 @@
               <w:rPr>
                 <w:lang w:val="en-US"/>
               </w:rPr>
-              <w:t xml:space="preserve">array </w:t>
-            </w:r>
-            <w:r>
-              <w:rPr>
-                <w:lang w:val="en-US"/>
-              </w:rPr>
-              <w:t xml:space="preserve">of </w:t>
+              <w:t xml:space="preserve">array of </w:t>
             </w:r>
             <w:r>
               <w:rPr>
@@ -21187,7 +21203,7 @@
       </w:r>
       <w:r>
         <w:rPr>
-          <w:lang w:val="en-US"/>
+          <w:lang w:val="ru-RU"/>
         </w:rPr>
         <w:t>2</w:t>
       </w:r>
@@ -21397,7 +21413,7 @@
       </w:r>
       <w:r>
         <w:rPr>
-          <w:lang w:val="en-US"/>
+          <w:lang w:val="ru-RU"/>
         </w:rPr>
         <w:t>3</w:t>
       </w:r>
@@ -22301,8 +22317,6 @@
         </w:rPr>
         <w:t xml:space="preserve">ID, </w:t>
       </w:r>
-      <w:bookmarkStart w:id="4" w:name="_GoBack"/>
-      <w:bookmarkEnd w:id="4"/>
       <w:r>
         <w:rPr>
           <w:lang w:val="en-US"/>
@@ -22543,7 +22557,7 @@
       </w:r>
       <w:r>
         <w:rPr>
-          <w:lang w:val="en-US"/>
+          <w:lang w:val="ru-RU"/>
         </w:rPr>
         <w:t>6</w:t>
       </w:r>
@@ -23442,84 +23456,6 @@
     </w:sectPr>
   </w:body>
 </w:document>
-</file>
-
-<file path=word/comments.xml><?xml version="1.0" encoding="utf-8"?>
-<w:comments xmlns:wpc="http://schemas.microsoft.com/office/word/2010/wordprocessingCanvas" xmlns:cx="http://schemas.microsoft.com/office/drawing/2014/chartex" xmlns:cx1="http://schemas.microsoft.com/office/drawing/2015/9/8/chartex" xmlns:mc="http://schemas.openxmlformats.org/markup-compatibility/2006" xmlns:o="urn:schemas-microsoft-com:office:office" xmlns:r="http://schemas.openxmlformats.org/officeDocument/2006/relationships" xmlns:m="http://schemas.openxmlformats.org/officeDocument/2006/math" xmlns:v="urn:schemas-microsoft-com:vml" xmlns:wp14="http://schemas.microsoft.com/office/word/2010/wordprocessingDrawing" xmlns:wp="http://schemas.openxmlformats.org/drawingml/2006/wordprocessingDrawing" xmlns:w10="urn:schemas-microsoft-com:office:word" xmlns:w="http://schemas.openxmlformats.org/wordprocessingml/2006/main" xmlns:w14="http://schemas.microsoft.com/office/word/2010/wordml" xmlns:w15="http://schemas.microsoft.com/office/word/2012/wordml" xmlns:w16se="http://schemas.microsoft.com/office/word/2015/wordml/symex" xmlns:wpg="http://schemas.microsoft.com/office/word/2010/wordprocessingGroup" xmlns:wpi="http://schemas.microsoft.com/office/word/2010/wordprocessingInk" xmlns:wne="http://schemas.microsoft.com/office/word/2006/wordml" xmlns:wps="http://schemas.microsoft.com/office/word/2010/wordprocessingShape" mc:Ignorable="w14 w15 w16se wp14">
-  <w:comment w:id="0" w:author="Юлия" w:date="2025-05-21T21:21:00Z" w:initials="Ю">
-    <w:p>
-      <w:pPr>
-        <w:pStyle w:val="ae"/>
-      </w:pPr>
-      <w:r>
-        <w:rPr>
-          <w:rStyle w:val="ad"/>
-        </w:rPr>
-        <w:annotationRef/>
-      </w:r>
-      <w:r>
-        <w:t>А надо ли вообще возвращать ИД в таком случае?</w:t>
-      </w:r>
-    </w:p>
-  </w:comment>
-  <w:comment w:id="1" w:author="Юлия" w:date="2025-05-21T21:41:00Z" w:initials="Ю">
-    <w:p>
-      <w:pPr>
-        <w:pStyle w:val="ae"/>
-      </w:pPr>
-      <w:r>
-        <w:rPr>
-          <w:rStyle w:val="ad"/>
-        </w:rPr>
-        <w:annotationRef/>
-      </w:r>
-      <w:r>
-        <w:t>Нужно ли передавать ИД в теле запроса, если он есть в эндпойнте</w:t>
-      </w:r>
-    </w:p>
-  </w:comment>
-  <w:comment w:id="2" w:author="Юлия" w:date="2025-05-21T21:41:00Z" w:initials="Ю">
-    <w:p>
-      <w:pPr>
-        <w:pStyle w:val="ae"/>
-      </w:pPr>
-      <w:r>
-        <w:rPr>
-          <w:rStyle w:val="ad"/>
-        </w:rPr>
-        <w:annotationRef/>
-      </w:r>
-      <w:r>
-        <w:t>Нужно ли передавать ИД в теле запроса, если он есть в эндпойнте</w:t>
-      </w:r>
-    </w:p>
-  </w:comment>
-  <w:comment w:id="3" w:author="Юлия" w:date="2025-05-26T20:32:00Z" w:initials="Ю">
-    <w:p>
-      <w:pPr>
-        <w:pStyle w:val="ae"/>
-      </w:pPr>
-      <w:r>
-        <w:rPr>
-          <w:rStyle w:val="ad"/>
-        </w:rPr>
-        <w:annotationRef/>
-      </w:r>
-      <w:r>
-        <w:t>То есть мы пишем все параметры как необязательные?т.к. не знаем какое именно будет меняться</w:t>
-      </w:r>
-    </w:p>
-  </w:comment>
-</w:comments>
-</file>
-
-<file path=word/commentsExtended.xml><?xml version="1.0" encoding="utf-8"?>
-<w15:commentsEx xmlns:wpc="http://schemas.microsoft.com/office/word/2010/wordprocessingCanvas" xmlns:cx="http://schemas.microsoft.com/office/drawing/2014/chartex" xmlns:cx1="http://schemas.microsoft.com/office/drawing/2015/9/8/chartex" xmlns:mc="http://schemas.openxmlformats.org/markup-compatibility/2006" xmlns:o="urn:schemas-microsoft-com:office:office" xmlns:r="http://schemas.openxmlformats.org/officeDocument/2006/relationships" xmlns:m="http://schemas.openxmlformats.org/officeDocument/2006/math" xmlns:v="urn:schemas-microsoft-com:vml" xmlns:wp14="http://schemas.microsoft.com/office/word/2010/wordprocessingDrawing" xmlns:wp="http://schemas.openxmlformats.org/drawingml/2006/wordprocessingDrawing" xmlns:w10="urn:schemas-microsoft-com:office:word" xmlns:w="http://schemas.openxmlformats.org/wordprocessingml/2006/main" xmlns:w14="http://schemas.microsoft.com/office/word/2010/wordml" xmlns:w15="http://schemas.microsoft.com/office/word/2012/wordml" xmlns:w16se="http://schemas.microsoft.com/office/word/2015/wordml/symex" xmlns:wpg="http://schemas.microsoft.com/office/word/2010/wordprocessingGroup" xmlns:wpi="http://schemas.microsoft.com/office/word/2010/wordprocessingInk" xmlns:wne="http://schemas.microsoft.com/office/word/2006/wordml" xmlns:wps="http://schemas.microsoft.com/office/word/2010/wordprocessingShape" mc:Ignorable="w14 w15 w16se wp14">
-  <w15:commentEx w15:paraId="4C8008B7" w15:done="0"/>
-  <w15:commentEx w15:paraId="0F722434" w15:done="0"/>
-  <w15:commentEx w15:paraId="42A0D0B3" w15:done="0"/>
-  <w15:commentEx w15:paraId="156E0095" w15:done="0"/>
-</w15:commentsEx>
 </file>
 
 <file path=word/numbering.xml><?xml version="1.0" encoding="utf-8"?>
@@ -23765,14 +23701,6 @@
     <w:abstractNumId w:val="0"/>
   </w:num>
 </w:numbering>
-</file>
-
-<file path=word/people.xml><?xml version="1.0" encoding="utf-8"?>
-<w15:people xmlns:wpc="http://schemas.microsoft.com/office/word/2010/wordprocessingCanvas" xmlns:cx="http://schemas.microsoft.com/office/drawing/2014/chartex" xmlns:cx1="http://schemas.microsoft.com/office/drawing/2015/9/8/chartex" xmlns:mc="http://schemas.openxmlformats.org/markup-compatibility/2006" xmlns:o="urn:schemas-microsoft-com:office:office" xmlns:r="http://schemas.openxmlformats.org/officeDocument/2006/relationships" xmlns:m="http://schemas.openxmlformats.org/officeDocument/2006/math" xmlns:v="urn:schemas-microsoft-com:vml" xmlns:wp14="http://schemas.microsoft.com/office/word/2010/wordprocessingDrawing" xmlns:wp="http://schemas.openxmlformats.org/drawingml/2006/wordprocessingDrawing" xmlns:w10="urn:schemas-microsoft-com:office:word" xmlns:w="http://schemas.openxmlformats.org/wordprocessingml/2006/main" xmlns:w14="http://schemas.microsoft.com/office/word/2010/wordml" xmlns:w15="http://schemas.microsoft.com/office/word/2012/wordml" xmlns:w16se="http://schemas.microsoft.com/office/word/2015/wordml/symex" xmlns:wpg="http://schemas.microsoft.com/office/word/2010/wordprocessingGroup" xmlns:wpi="http://schemas.microsoft.com/office/word/2010/wordprocessingInk" xmlns:wne="http://schemas.microsoft.com/office/word/2006/wordml" xmlns:wps="http://schemas.microsoft.com/office/word/2010/wordprocessingShape" mc:Ignorable="w14 w15 w16se wp14">
-  <w15:person w15:author="Юлия">
-    <w15:presenceInfo w15:providerId="Windows Live" w15:userId="7b5b8dfe9511d0d8"/>
-  </w15:person>
-</w15:people>
 </file>
 
 <file path=word/styles.xml><?xml version="1.0" encoding="utf-8"?>
@@ -24883,7 +24811,7 @@
 </file>
 
 <file path=customXml/itemProps1.xml><?xml version="1.0" encoding="utf-8"?>
-<ds:datastoreItem xmlns:ds="http://schemas.openxmlformats.org/officeDocument/2006/customXml" ds:itemID="{15BA2017-81FA-4652-90CA-84B7EDCF0B4B}">
+<ds:datastoreItem xmlns:ds="http://schemas.openxmlformats.org/officeDocument/2006/customXml" ds:itemID="{3306A2FA-3EBD-452C-8121-50DC0F1A709C}">
   <ds:schemaRefs>
     <ds:schemaRef ds:uri="http://schemas.openxmlformats.org/officeDocument/2006/bibliography"/>
   </ds:schemaRefs>
